--- a/縣府案件/23_森林風呂結構健檢與耐候材質重置建議_函稿.docx
+++ b/縣府案件/23_森林風呂結構健檢與耐候材質重置建議_函稿.docx
@@ -291,7 +291,7 @@
           <w:b w:val="0"/>
           <w:sz w:val="28"/>
         </w:rPr>
-        <w:t>本年【　】月【　】日【　　】颱風過境後，本公司為兼顧遊客安全及服務不中斷，於【　】月【　】日至【　】月【　】日短暫停業二日，完成緊急清理與應急加固後恢復營業。</w:t>
+        <w:t>本年10月23日至24日薔琵颱風過境，園區木棧道、圍籬受損並有樹木傾倒。本公司為兼顧遊客安全及服務不中斷，於10月25日至26日短暫停業二日，完成緊急清理與應急加固後恢復營業。</w:t>
       </w:r>
     </w:p>
     <w:p>
